--- a/report_agent/output/management_reports/management_review_order_no_preprocessing.docx
+++ b/report_agent/output/management_reports/management_review_order_no_preprocessing.docx
@@ -638,7 +638,7 @@
                 <w:rFonts w:hint="eastAsia"/>
                 <w:lang w:eastAsia="ko-KR"/>
               </w:rPr>
-              <w:t>C동 하역장과 B동 자재창고에서 동일 위험유형이 반복 발생하고 있으며, 특히 C동 하역장의 충돌 위험과 B동 자재창고의 적재물 위험이 미조치 및 미승인 상태로 지속되고 있다. 집과 기석님 집에서 발생한 고위험 화재 감지 위험도 조치 및 승인 대기 상태로 긴급 대응이 필요. 전체 17건 중 9건이 조치 미완료 또는 승인 대기 상태로, 조치 및 승인 절차의 신속성 개선이 요구된다. 반복 위험 발생 구역에 대한 재발 방지 대책과 관리 체계 전반의 점검이 필요.</w:t>
+              <w:t>C동 하역장과 B동 자재창고에서 동일 위험유형이 반복 발생하고 있으며, 모두 중간 위험도로 평가되었으나 조치 및 승인 절차가 완료되지 않았다. 고위험 화재 감지 위험도 집과 기석님 집에서 발생하여 즉각적인 조치가 필요. 전체 17건 중 9건이 미조치 또는 승인 대기 상태로 신속한 대응이 요구된다. 반복 위험요인에 대한 조치 효과성 검토와 관리체계 개선이 필요.</w:t>
             </w:r>
           </w:p>
         </w:tc>
@@ -1328,7 +1328,7 @@
                 <w:sz w:val="20"/>
                 <w:lang w:eastAsia="ko-KR"/>
               </w:rPr>
-              <w:t>C동 하역장과 B동 자재창고에서 반복 발생하는 충돌 및 적재물 위험에 대해 즉각적인 조치 및 승인 절차를 완료할 것.</w:t>
+              <w:t>C동 하역장과 B동 자재창고에서 반복 발생하는 위험요인에 대해 조치 및 승인 절차를 신속히 완료하도록 지시하고, 조치 효과성 검토를 실시할 것.</w:t>
             </w:r>
           </w:p>
         </w:tc>
@@ -1401,7 +1401,7 @@
                 <w:sz w:val="20"/>
                 <w:lang w:eastAsia="ko-KR"/>
               </w:rPr>
-              <w:t>집과 기석님 집에서 발생한 고위험 화재 감지 위험에 대해 긴급 대응 체계를 강화하고 조치 및 승인 지연을 최소화하기 위한 프로세스 개선을 실시할 것.</w:t>
+              <w:t>고위험 화재 감지 위험에 대해 즉각적인 조치 및 승인 절차 이행을 우선 지시하여 위험 노출을 최소화할 것.</w:t>
             </w:r>
           </w:p>
         </w:tc>
@@ -1474,7 +1474,7 @@
                 <w:sz w:val="20"/>
                 <w:lang w:eastAsia="ko-KR"/>
               </w:rPr>
-              <w:t>조치 미완료 및 승인 대기 상태인 항목들에 대해 우선순위를 부여하여 신속한 처리와 관리 감독을 강화할 것.</w:t>
+              <w:t>미완료 조치 및 승인 대기 현황을 전사적으로 점검하고, 조치 지연 발생 경위 확인 필요 및 개선 방안을 마련할 것.</w:t>
             </w:r>
           </w:p>
         </w:tc>
@@ -1547,7 +1547,7 @@
                 <w:sz w:val="20"/>
                 <w:lang w:eastAsia="ko-KR"/>
               </w:rPr>
-              <w:t>동일 위험유형 및 장소에서 반복 발생하는 사례를 중심으로 관리 체계 전반을 점검하고 예방적 안전관리 방안을 마련할 것.</w:t>
+              <w:t>동일 위험유형 및 장소에서 반복 발생하는 위험요인에 대한 관리체계 개선을 검토하여 재발 방지 대책을 수립할 것.</w:t>
             </w:r>
           </w:p>
         </w:tc>
@@ -1620,7 +1620,7 @@
                 <w:sz w:val="20"/>
                 <w:lang w:eastAsia="ko-KR"/>
               </w:rPr>
-              <w:t>경영책임자 주관으로 정기적인 위험관리 현황 검토 및 조치 이행 점검 회의를 개최하여 지속적인 개선을 도모할 것.</w:t>
+              <w:t>정기 점검 및 조치 이력 관리 체계를 강화하여 조치 완료 후 재발 여부를 지속적으로 모니터링할 수 있도록 할 것.</w:t>
             </w:r>
           </w:p>
         </w:tc>
@@ -1773,7 +1773,7 @@
                 <w:sz w:val="22"/>
                 <w:lang w:eastAsia="ko-KR"/>
               </w:rPr>
-              <w:t>본 검토 결과 C동 하역장과 B동 자재창고에서 반복적으로 발생하는 중간 위험 수준의 충돌 및 적재물 위험이 미조치 및 미승인 상태로 지속되고 있다. 또한 집과 기석님 집에서 발생한 고위험 화재 감지 위험도 조치 및 승인 절차가 완료되지 않아 즉각적인 대응이 필요하다. 전체 17건 중 9건이 조치 미완료 또는 승인 대기 상태로, 조치 및 승인 절차의 신속성 및 효율성 개선을 우선 추진하겠다. 반복 위험 발생 구역에 대한 재발 방지 대책과 관리 체계 전반에 대한 점검을 통해 예방적 안전관리 수준을 강화하겠다.</w:t>
+              <w:t>본 검토 결과 C동 하역장과 B동 자재창고에서 반복적으로 발생하는 중간 위험도의 충돌 및 적재물 위험이 조치 및 승인 절차 미완료 상태로 지속되고 있다. 고위험 화재 감지 위험도 집과 기석님 집에서 발생하여 즉각적인 대응이 필요하다. 전체 미완료 조치 및 승인 대기 현황을 신속히 해소하고, 반복 위험요인에 대한 조치 효과성 검토와 관리체계 개선을 통해 재발 방지에 집중하겠다. 정기 점검과 조치 이력 관리 체계를 강화하여 위험 노출을 최소화하고 안전관리 수준을 향상시키겠다.</w:t>
             </w:r>
           </w:p>
         </w:tc>

--- a/report_agent/output/management_reports/management_review_order_no_preprocessing.docx
+++ b/report_agent/output/management_reports/management_review_order_no_preprocessing.docx
@@ -638,7 +638,7 @@
                 <w:rFonts w:hint="eastAsia"/>
                 <w:lang w:eastAsia="ko-KR"/>
               </w:rPr>
-              <w:t>C동 하역장과 B동 자재창고에서 동일 위험유형이 반복 발생하고 있으며, 모두 중간 위험도로 평가되었으나 조치 및 승인 절차가 완료되지 않았다. 고위험 화재 감지 위험도 집과 기석님 집에서 발생하여 즉각적인 조치가 필요. 전체 17건 중 9건이 미조치 또는 승인 대기 상태로 신속한 대응이 요구된다. 반복 위험요인에 대한 조치 효과성 검토와 관리체계 개선이 필요.</w:t>
+              <w:t>C동 하역장과 B동 자재창고에서 동일 위험유형이 반복 발생하고 있으며, 조치 및 승인 대기 상태가 지속되고 있다. 고위험 화재 감지 위험이 집과 기석님 집에서 발생하여 즉각적인 대응이 필요. 전체 17건 중 9건이 미조치 또는 미승인 상태로, 신속한 조치 및 승인 프로세스 개선이 요구된다. 반복 위험에 대한 기존 조치 효과성 점검과 재발 방지 대책 마련을 지속 추진할 필요가 있다.</w:t>
             </w:r>
           </w:p>
         </w:tc>
@@ -1328,7 +1328,7 @@
                 <w:sz w:val="20"/>
                 <w:lang w:eastAsia="ko-KR"/>
               </w:rPr>
-              <w:t>C동 하역장과 B동 자재창고에서 반복 발생하는 위험요인에 대해 조치 및 승인 절차를 신속히 완료하도록 지시하고, 조치 효과성 검토를 실시할 것.</w:t>
+              <w:t>C동 하역장과 B동 자재창고에서 반복 발생하는 위험에 대해 조치 및 승인 절차를 신속히 완료하도록 지시하고, 조치 지연 현황 점검 및 관리 강화를 실시할 것.</w:t>
             </w:r>
           </w:p>
         </w:tc>
@@ -1401,7 +1401,7 @@
                 <w:sz w:val="20"/>
                 <w:lang w:eastAsia="ko-KR"/>
               </w:rPr>
-              <w:t>고위험 화재 감지 위험에 대해 즉각적인 조치 및 승인 절차 이행을 우선 지시하여 위험 노출을 최소화할 것.</w:t>
+              <w:t>고위험 화재 감지 위험에 대해 즉각적인 조치 및 승인 완료를 최우선 과제로 설정하고, 관련 부서에 긴급 대응을 지시할 것.</w:t>
             </w:r>
           </w:p>
         </w:tc>
@@ -1474,7 +1474,7 @@
                 <w:sz w:val="20"/>
                 <w:lang w:eastAsia="ko-KR"/>
               </w:rPr>
-              <w:t>미완료 조치 및 승인 대기 현황을 전사적으로 점검하고, 조치 지연 발생 경위 확인 필요 및 개선 방안을 마련할 것.</w:t>
+              <w:t>반복 위험 발생 구역에 대한 기존 조치의 효과성을 평가하고, 재발 방지 대책을 수립하도록 안전관리 체계 개선을 추진할 것.</w:t>
             </w:r>
           </w:p>
         </w:tc>
@@ -1547,7 +1547,7 @@
                 <w:sz w:val="20"/>
                 <w:lang w:eastAsia="ko-KR"/>
               </w:rPr>
-              <w:t>동일 위험유형 및 장소에서 반복 발생하는 위험요인에 대한 관리체계 개선을 검토하여 재발 방지 대책을 수립할 것.</w:t>
+              <w:t>조치 및 승인 프로세스 현황을 정기적으로 보고하도록 하여 미조치 및 미승인 상태가 장기화되지 않도록 관리할 것.</w:t>
             </w:r>
           </w:p>
         </w:tc>
@@ -1620,7 +1620,7 @@
                 <w:sz w:val="20"/>
                 <w:lang w:eastAsia="ko-KR"/>
               </w:rPr>
-              <w:t>정기 점검 및 조치 이력 관리 체계를 강화하여 조치 완료 후 재발 여부를 지속적으로 모니터링할 수 있도록 할 것.</w:t>
+              <w:t>전사적 안전관리 체계 내 위험 반복 발생 및 조치 지연 현황을 모니터링할 수 있는 관리 지표를 개발 및 운영할 것.</w:t>
             </w:r>
           </w:p>
         </w:tc>
@@ -1773,7 +1773,7 @@
                 <w:sz w:val="22"/>
                 <w:lang w:eastAsia="ko-KR"/>
               </w:rPr>
-              <w:t>본 검토 결과 C동 하역장과 B동 자재창고에서 반복적으로 발생하는 중간 위험도의 충돌 및 적재물 위험이 조치 및 승인 절차 미완료 상태로 지속되고 있다. 고위험 화재 감지 위험도 집과 기석님 집에서 발생하여 즉각적인 대응이 필요하다. 전체 미완료 조치 및 승인 대기 현황을 신속히 해소하고, 반복 위험요인에 대한 조치 효과성 검토와 관리체계 개선을 통해 재발 방지에 집중하겠다. 정기 점검과 조치 이력 관리 체계를 강화하여 위험 노출을 최소화하고 안전관리 수준을 향상시키겠다.</w:t>
+              <w:t>본 검토 결과 C동 하역장과 B동 자재창고에서 동일 위험유형이 반복 발생하고 조치 및 승인 대기 상태가 지속되고 있음을 확인했다. 고위험 화재 감지 위험은 즉각적인 조치와 승인이 필요하다. 전체적으로 미조치 및 미승인 건이 많아 신속한 프로세스 개선이 요구된다. 기존 조치의 효과성을 점검하고 재발 방지 대책을 마련하여 위험 노출을 최소화하겠다. 조치 및 승인 현황을 직접 관리하며 관련 지표를 개발하여 안전관리 수준을 향상시키겠다.</w:t>
             </w:r>
           </w:p>
         </w:tc>

--- a/report_agent/output/management_reports/management_review_order_no_preprocessing.docx
+++ b/report_agent/output/management_reports/management_review_order_no_preprocessing.docx
@@ -638,7 +638,7 @@
                 <w:rFonts w:hint="eastAsia"/>
                 <w:lang w:eastAsia="ko-KR"/>
               </w:rPr>
-              <w:t>C동 하역장과 B동 자재창고에서 동일 위험유형이 반복 발생하고 있으며, 조치 및 승인 대기 상태가 지속되고 있다. 고위험 화재 감지 위험이 집과 기석님 집에서 발생하여 즉각적인 대응이 필요. 전체 17건 중 9건이 미조치 또는 미승인 상태로, 신속한 조치 및 승인 프로세스 개선이 요구된다. 반복 위험에 대한 기존 조치 효과성 점검과 재발 방지 대책 마련을 지속 추진할 필요가 있다.</w:t>
+              <w:t>C동 하역장과 B동 자재창고에서 동일 위험유형이 반복 발생하고 있으며, 특히 충돌과 적재물 위험이 중간 위험도 수준임에도 불구하고 조치 및 승인 대기 상태가 지속되고 있다. 고위험 화재 감지 위험이 집과 기석님 집에서 발생하여 즉각적인 대응이 필요. 전체 17건 중 9건이 조치 미완료 또는 승인 대기 상태로, 신속한 조치 및 승인 프로세스 개선이 요구된다. 반복 위험에 대한 기존 조치의 효과성 검토와 재발 방지 대책 마련이 필요.</w:t>
             </w:r>
           </w:p>
         </w:tc>
@@ -1328,7 +1328,7 @@
                 <w:sz w:val="20"/>
                 <w:lang w:eastAsia="ko-KR"/>
               </w:rPr>
-              <w:t>C동 하역장과 B동 자재창고에서 반복 발생하는 위험에 대해 조치 및 승인 절차를 신속히 완료하도록 지시하고, 조치 지연 현황 점검 및 관리 강화를 실시할 것.</w:t>
+              <w:t>C동 하역장과 B동 자재창고에서 반복 발생하는 위험에 대해 기존 조치의 효과성을 검토하고, 재발 방지 대책을 수립할 것.</w:t>
             </w:r>
           </w:p>
         </w:tc>
@@ -1401,7 +1401,7 @@
                 <w:sz w:val="20"/>
                 <w:lang w:eastAsia="ko-KR"/>
               </w:rPr>
-              <w:t>고위험 화재 감지 위험에 대해 즉각적인 조치 및 승인 완료를 최우선 과제로 설정하고, 관련 부서에 긴급 대응을 지시할 것.</w:t>
+              <w:t>고위험 화재 감지 위험에 대해 즉각적인 조치 및 승인 절차를 완료하도록 지시하고, 관련 프로세스의 신속성 확보 방안을 마련할 것.</w:t>
             </w:r>
           </w:p>
         </w:tc>
@@ -1474,7 +1474,7 @@
                 <w:sz w:val="20"/>
                 <w:lang w:eastAsia="ko-KR"/>
               </w:rPr>
-              <w:t>반복 위험 발생 구역에 대한 기존 조치의 효과성을 평가하고, 재발 방지 대책을 수립하도록 안전관리 체계 개선을 추진할 것.</w:t>
+              <w:t>조치 미완료 및 승인 대기 상태인 기록에 대해 우선순위를 정하여 신속히 처리할 수 있는 관리 체계를 강화할 것.</w:t>
             </w:r>
           </w:p>
         </w:tc>
@@ -1547,7 +1547,7 @@
                 <w:sz w:val="20"/>
                 <w:lang w:eastAsia="ko-KR"/>
               </w:rPr>
-              <w:t>조치 및 승인 프로세스 현황을 정기적으로 보고하도록 하여 미조치 및 미승인 상태가 장기화되지 않도록 관리할 것.</w:t>
+              <w:t>정기 점검 및 위험 관리 프로세스에서 동일 위험유형 및 장소의 반복 발생 여부를 지속적으로 모니터링하고, 개선 조치를 담당 부서에서 보고할 것.</w:t>
             </w:r>
           </w:p>
         </w:tc>
@@ -1620,7 +1620,7 @@
                 <w:sz w:val="20"/>
                 <w:lang w:eastAsia="ko-KR"/>
               </w:rPr>
-              <w:t>전사적 안전관리 체계 내 위험 반복 발생 및 조치 지연 현황을 모니터링할 수 있는 관리 지표를 개발 및 운영할 것.</w:t>
+              <w:t>위험 관리 시스템 내 조치 및 승인 현황을 실시간으로 파악할 수 있는 대시보드를 구축할 것.</w:t>
             </w:r>
           </w:p>
         </w:tc>
@@ -1773,7 +1773,7 @@
                 <w:sz w:val="22"/>
                 <w:lang w:eastAsia="ko-KR"/>
               </w:rPr>
-              <w:t>본 검토 결과 C동 하역장과 B동 자재창고에서 동일 위험유형이 반복 발생하고 조치 및 승인 대기 상태가 지속되고 있음을 확인했다. 고위험 화재 감지 위험은 즉각적인 조치와 승인이 필요하다. 전체적으로 미조치 및 미승인 건이 많아 신속한 프로세스 개선이 요구된다. 기존 조치의 효과성을 점검하고 재발 방지 대책을 마련하여 위험 노출을 최소화하겠다. 조치 및 승인 현황을 직접 관리하며 관련 지표를 개발하여 안전관리 수준을 향상시키겠다.</w:t>
+              <w:t>본 검토 결과 C동 하역장과 B동 자재창고에서 동일 위험유형이 반복 발생하고 조치 및 승인 대기 상태가 지속되고 있음을 확인했다. 고위험 화재 감지 위험은 즉각적인 대응이 필요하며, 전체적으로 조치 미완료 및 승인 대기 건수가 많아 위험 노출 기간이 길어지고 있다. 반복 위험 관리와 조치 이행 점검을 우선 관리 대상으로 정한다. 신속한 조치 및 승인 프로세스 개선과 함께 재발 방지 대책 마련에 집중하겠다.</w:t>
             </w:r>
           </w:p>
         </w:tc>

--- a/report_agent/output/management_reports/management_review_order_no_preprocessing.docx
+++ b/report_agent/output/management_reports/management_review_order_no_preprocessing.docx
@@ -46,9 +46,59 @@
       </w:tr>
     </w:tbl>
     <w:p/>
-    <w:p/>
-    <w:p/>
-    <w:p/>
+    <w:p>
+      <w:r>
+        <w:drawing>
+          <wp:anchor distT="0" distB="0" distL="114300" distR="114300" simplePos="0" relativeHeight="251658752" behindDoc="0" locked="0" layoutInCell="1" allowOverlap="1" wp14:anchorId="6CF46CBA" wp14:editId="074A0CE9">
+            <wp:simplePos x="0" y="0"/>
+            <wp:positionH relativeFrom="column">
+              <wp:posOffset>4091305</wp:posOffset>
+            </wp:positionH>
+            <wp:positionV relativeFrom="paragraph">
+              <wp:posOffset>3917</wp:posOffset>
+            </wp:positionV>
+            <wp:extent cx="2282825" cy="1119341"/>
+            <wp:effectExtent l="0" t="0" r="3175" b="5080"/>
+            <wp:wrapNone/>
+            <wp:docPr id="1" name="그림 1"/>
+            <wp:cNvGraphicFramePr>
+              <a:graphicFrameLocks xmlns:a="http://schemas.openxmlformats.org/drawingml/2006/main" noChangeAspect="1"/>
+            </wp:cNvGraphicFramePr>
+            <a:graphic xmlns:a="http://schemas.openxmlformats.org/drawingml/2006/main">
+              <a:graphicData uri="http://schemas.openxmlformats.org/drawingml/2006/picture">
+                <pic:pic xmlns:pic="http://schemas.openxmlformats.org/drawingml/2006/picture">
+                  <pic:nvPicPr>
+                    <pic:cNvPr id="1" name=""/>
+                    <pic:cNvPicPr/>
+                  </pic:nvPicPr>
+                  <pic:blipFill>
+                    <a:blip r:embed="rId8"/>
+                    <a:stretch>
+                      <a:fillRect/>
+                    </a:stretch>
+                  </pic:blipFill>
+                  <pic:spPr>
+                    <a:xfrm>
+                      <a:off x="0" y="0"/>
+                      <a:ext cx="2282825" cy="1119341"/>
+                    </a:xfrm>
+                    <a:prstGeom prst="rect">
+                      <a:avLst/>
+                    </a:prstGeom>
+                  </pic:spPr>
+                </pic:pic>
+              </a:graphicData>
+            </a:graphic>
+            <wp14:sizeRelH relativeFrom="margin">
+              <wp14:pctWidth>0</wp14:pctWidth>
+            </wp14:sizeRelH>
+            <wp14:sizeRelV relativeFrom="margin">
+              <wp14:pctHeight>0</wp14:pctHeight>
+            </wp14:sizeRelV>
+          </wp:anchor>
+        </w:drawing>
+      </w:r>
+    </w:p>
     <w:p>
       <w:pPr>
         <w:jc w:val="center"/>
@@ -56,6 +106,15 @@
           <w:lang w:eastAsia="ko-KR"/>
         </w:rPr>
       </w:pPr>
+      <w:r>
+        <w:rPr>
+          <w:b/>
+          <w:color w:val="123B67"/>
+          <w:sz w:val="60"/>
+          <w:lang w:eastAsia="ko-KR"/>
+        </w:rPr>
+        <w:br/>
+      </w:r>
       <w:r>
         <w:rPr>
           <w:rFonts w:hint="eastAsia"/>
@@ -352,7 +411,7 @@
           </w:tcPr>
           <w:p>
             <w:r>
-              <w:t>2026-07-28 ~ 2026-08-03</w:t>
+              <w:t>2026-07-28 ~ 2026-08-07</w:t>
             </w:r>
           </w:p>
         </w:tc>
@@ -421,7 +480,7 @@
                 <w:rFonts w:hint="eastAsia"/>
                 <w:lang w:eastAsia="ko-KR"/>
               </w:rPr>
-              <w:t>2026-08-07</w:t>
+              <w:t>2026-08-08</w:t>
             </w:r>
           </w:p>
         </w:tc>
@@ -510,12 +569,6 @@
           <w:lang w:eastAsia="ko-KR"/>
         </w:rPr>
       </w:pPr>
-      <w:r>
-        <w:rPr>
-          <w:lang w:eastAsia="ko-KR"/>
-        </w:rPr>
-        <w:br w:type="page"/>
-      </w:r>
     </w:p>
     <w:tbl>
       <w:tblPr>
@@ -545,7 +598,6 @@
                 <w:color w:val="FFFFFF"/>
                 <w:sz w:val="22"/>
               </w:rPr>
-              <w:lastRenderedPageBreak/>
               <w:t>01</w:t>
             </w:r>
           </w:p>
@@ -638,7 +690,7 @@
                 <w:rFonts w:hint="eastAsia"/>
                 <w:lang w:eastAsia="ko-KR"/>
               </w:rPr>
-              <w:t>C동 하역장과 B동 자재창고에서 동일 위험유형이 반복 발생하고 있으며, 특히 충돌과 적재물 위험이 중간 위험도 수준임에도 불구하고 조치 및 승인 대기 상태가 지속되고 있다. 고위험 화재 감지 위험이 집과 기석님 집에서 발생하여 즉각적인 대응이 필요. 전체 17건 중 9건이 조치 미완료 또는 승인 대기 상태로, 신속한 조치 및 승인 프로세스 개선이 요구된다. 반복 위험에 대한 기존 조치의 효과성 검토와 재발 방지 대책 마련이 필요.</w:t>
+              <w:t>C동 하역장, B동 자재창고, D동 정문 등 특정 구역에서 충돌, 적재물, 화재 감지 위험이 반복적으로 고위험 수준으로 발생하고 있다. 총 12건의 고위험 기록 중 22건이 미조치 또는 승인 대기 상태로 신속한 조치와 승인 절차 완료가 필요. 특히 집과 기석님 집의 화재 감지 위험은 모두 미조치 상태로 긴급한 검토와 조치가 요구된다. 조치 완료 후에도 일부 구역에서 위험이 재발하고 있어 관리체계 점검과 개선이 필요.</w:t>
             </w:r>
           </w:p>
         </w:tc>
@@ -968,7 +1020,7 @@
               <w:rPr>
                 <w:sz w:val="16"/>
               </w:rPr>
-              <w:t>MEDIUM</w:t>
+              <w:t>HIGH</w:t>
             </w:r>
           </w:p>
         </w:tc>
@@ -996,7 +1048,7 @@
                 <w:sz w:val="16"/>
                 <w:lang w:eastAsia="ko-KR"/>
               </w:rPr>
-              <w:t>관리 수준 점검 필요, 미조치 또는 승인 대기 현황 확인 필요, 반복 발생 관리 기준 보완 필요</w:t>
+              <w:t>경영책임자 우선 검토 필요, 미조치 또는 승인 대기 현황 확인 필요, 반복 발생 관리 기준 보완 필요</w:t>
             </w:r>
           </w:p>
         </w:tc>
@@ -1072,7 +1124,7 @@
               <w:rPr>
                 <w:sz w:val="16"/>
               </w:rPr>
-              <w:t>MEDIUM</w:t>
+              <w:t>HIGH</w:t>
             </w:r>
           </w:p>
         </w:tc>
@@ -1100,7 +1152,631 @@
                 <w:sz w:val="16"/>
                 <w:lang w:eastAsia="ko-KR"/>
               </w:rPr>
-              <w:t>정기 모니터링 필요, 미조치 또는 승인 대기 현황 확인 필요</w:t>
+              <w:t>경영책임자 우선 검토 필요, 미조치 또는 승인 대기 현황 확인 필요, 조치 이후 동일 유형 기록 재확인 필요, 반복 발생 관리 기준 보완 필요</w:t>
+            </w:r>
+          </w:p>
+        </w:tc>
+      </w:tr>
+      <w:tr>
+        <w:tc>
+          <w:tcPr>
+            <w:tcW w:w="1077" w:type="dxa"/>
+            <w:shd w:val="clear" w:color="auto" w:fill="FFFFFF"/>
+            <w:tcMar>
+              <w:top w:w="100" w:type="dxa"/>
+              <w:left w:w="70" w:type="dxa"/>
+              <w:bottom w:w="100" w:type="dxa"/>
+              <w:right w:w="70" w:type="dxa"/>
+            </w:tcMar>
+            <w:vAlign w:val="center"/>
+          </w:tcPr>
+          <w:p>
+            <w:pPr>
+              <w:jc w:val="center"/>
+            </w:pPr>
+            <w:r>
+              <w:rPr>
+                <w:rFonts w:hint="eastAsia"/>
+                <w:sz w:val="16"/>
+              </w:rPr>
+              <w:t>D동 정문</w:t>
+            </w:r>
+          </w:p>
+        </w:tc>
+        <w:tc>
+          <w:tcPr>
+            <w:tcW w:w="1323" w:type="dxa"/>
+            <w:shd w:val="clear" w:color="auto" w:fill="FFFFFF"/>
+            <w:tcMar>
+              <w:top w:w="100" w:type="dxa"/>
+              <w:left w:w="70" w:type="dxa"/>
+              <w:bottom w:w="100" w:type="dxa"/>
+              <w:right w:w="70" w:type="dxa"/>
+            </w:tcMar>
+            <w:vAlign w:val="center"/>
+          </w:tcPr>
+          <w:p>
+            <w:pPr>
+              <w:jc w:val="center"/>
+            </w:pPr>
+            <w:r>
+              <w:rPr>
+                <w:rFonts w:hint="eastAsia"/>
+                <w:sz w:val="16"/>
+              </w:rPr>
+              <w:t>충돌</w:t>
+            </w:r>
+          </w:p>
+        </w:tc>
+        <w:tc>
+          <w:tcPr>
+            <w:tcW w:w="1386" w:type="dxa"/>
+            <w:shd w:val="clear" w:color="auto" w:fill="FFFFFF"/>
+            <w:tcMar>
+              <w:top w:w="100" w:type="dxa"/>
+              <w:left w:w="70" w:type="dxa"/>
+              <w:bottom w:w="100" w:type="dxa"/>
+              <w:right w:w="70" w:type="dxa"/>
+            </w:tcMar>
+            <w:vAlign w:val="center"/>
+          </w:tcPr>
+          <w:p>
+            <w:pPr>
+              <w:jc w:val="center"/>
+            </w:pPr>
+            <w:r>
+              <w:rPr>
+                <w:sz w:val="16"/>
+              </w:rPr>
+              <w:t>HIGH</w:t>
+            </w:r>
+          </w:p>
+        </w:tc>
+        <w:tc>
+          <w:tcPr>
+            <w:tcW w:w="6349" w:type="dxa"/>
+            <w:shd w:val="clear" w:color="auto" w:fill="FFFFFF"/>
+            <w:tcMar>
+              <w:top w:w="100" w:type="dxa"/>
+              <w:left w:w="70" w:type="dxa"/>
+              <w:bottom w:w="100" w:type="dxa"/>
+              <w:right w:w="70" w:type="dxa"/>
+            </w:tcMar>
+            <w:vAlign w:val="center"/>
+          </w:tcPr>
+          <w:p>
+            <w:pPr>
+              <w:rPr>
+                <w:lang w:eastAsia="ko-KR"/>
+              </w:rPr>
+            </w:pPr>
+            <w:r>
+              <w:rPr>
+                <w:rFonts w:hint="eastAsia"/>
+                <w:sz w:val="16"/>
+                <w:lang w:eastAsia="ko-KR"/>
+              </w:rPr>
+              <w:t>경영책임자 우선 검토 필요, 미조치 또는 승인 대기 현황 확인 필요, 반복 발생 관리 기준 보완 필요</w:t>
+            </w:r>
+          </w:p>
+        </w:tc>
+      </w:tr>
+      <w:tr>
+        <w:tc>
+          <w:tcPr>
+            <w:tcW w:w="1077" w:type="dxa"/>
+            <w:shd w:val="clear" w:color="auto" w:fill="FFFFFF"/>
+            <w:tcMar>
+              <w:top w:w="100" w:type="dxa"/>
+              <w:left w:w="70" w:type="dxa"/>
+              <w:bottom w:w="100" w:type="dxa"/>
+              <w:right w:w="70" w:type="dxa"/>
+            </w:tcMar>
+            <w:vAlign w:val="center"/>
+          </w:tcPr>
+          <w:p>
+            <w:pPr>
+              <w:jc w:val="center"/>
+            </w:pPr>
+            <w:r>
+              <w:rPr>
+                <w:rFonts w:hint="eastAsia"/>
+                <w:sz w:val="16"/>
+              </w:rPr>
+              <w:t>A동 복도</w:t>
+            </w:r>
+          </w:p>
+        </w:tc>
+        <w:tc>
+          <w:tcPr>
+            <w:tcW w:w="1323" w:type="dxa"/>
+            <w:shd w:val="clear" w:color="auto" w:fill="FFFFFF"/>
+            <w:tcMar>
+              <w:top w:w="100" w:type="dxa"/>
+              <w:left w:w="70" w:type="dxa"/>
+              <w:bottom w:w="100" w:type="dxa"/>
+              <w:right w:w="70" w:type="dxa"/>
+            </w:tcMar>
+            <w:vAlign w:val="center"/>
+          </w:tcPr>
+          <w:p>
+            <w:pPr>
+              <w:jc w:val="center"/>
+            </w:pPr>
+            <w:r>
+              <w:rPr>
+                <w:rFonts w:hint="eastAsia"/>
+                <w:sz w:val="16"/>
+              </w:rPr>
+              <w:t>적재물</w:t>
+            </w:r>
+          </w:p>
+        </w:tc>
+        <w:tc>
+          <w:tcPr>
+            <w:tcW w:w="1386" w:type="dxa"/>
+            <w:shd w:val="clear" w:color="auto" w:fill="FFFFFF"/>
+            <w:tcMar>
+              <w:top w:w="100" w:type="dxa"/>
+              <w:left w:w="70" w:type="dxa"/>
+              <w:bottom w:w="100" w:type="dxa"/>
+              <w:right w:w="70" w:type="dxa"/>
+            </w:tcMar>
+            <w:vAlign w:val="center"/>
+          </w:tcPr>
+          <w:p>
+            <w:pPr>
+              <w:jc w:val="center"/>
+            </w:pPr>
+            <w:r>
+              <w:rPr>
+                <w:sz w:val="16"/>
+              </w:rPr>
+              <w:t>HIGH</w:t>
+            </w:r>
+          </w:p>
+        </w:tc>
+        <w:tc>
+          <w:tcPr>
+            <w:tcW w:w="6349" w:type="dxa"/>
+            <w:shd w:val="clear" w:color="auto" w:fill="FFFFFF"/>
+            <w:tcMar>
+              <w:top w:w="100" w:type="dxa"/>
+              <w:left w:w="70" w:type="dxa"/>
+              <w:bottom w:w="100" w:type="dxa"/>
+              <w:right w:w="70" w:type="dxa"/>
+            </w:tcMar>
+            <w:vAlign w:val="center"/>
+          </w:tcPr>
+          <w:p>
+            <w:pPr>
+              <w:rPr>
+                <w:lang w:eastAsia="ko-KR"/>
+              </w:rPr>
+            </w:pPr>
+            <w:r>
+              <w:rPr>
+                <w:rFonts w:hint="eastAsia"/>
+                <w:sz w:val="16"/>
+                <w:lang w:eastAsia="ko-KR"/>
+              </w:rPr>
+              <w:t>경영책임자 우선 검토 필요, 미조치 또는 승인 대기 현황 확인 필요, 반복 발생 관리 기준 보완 필요</w:t>
+            </w:r>
+          </w:p>
+        </w:tc>
+      </w:tr>
+      <w:tr>
+        <w:tc>
+          <w:tcPr>
+            <w:tcW w:w="1077" w:type="dxa"/>
+            <w:shd w:val="clear" w:color="auto" w:fill="FFFFFF"/>
+            <w:tcMar>
+              <w:top w:w="100" w:type="dxa"/>
+              <w:left w:w="70" w:type="dxa"/>
+              <w:bottom w:w="100" w:type="dxa"/>
+              <w:right w:w="70" w:type="dxa"/>
+            </w:tcMar>
+            <w:vAlign w:val="center"/>
+          </w:tcPr>
+          <w:p>
+            <w:pPr>
+              <w:jc w:val="center"/>
+            </w:pPr>
+            <w:r>
+              <w:rPr>
+                <w:rFonts w:hint="eastAsia"/>
+                <w:sz w:val="16"/>
+              </w:rPr>
+              <w:t>집</w:t>
+            </w:r>
+          </w:p>
+        </w:tc>
+        <w:tc>
+          <w:tcPr>
+            <w:tcW w:w="1323" w:type="dxa"/>
+            <w:shd w:val="clear" w:color="auto" w:fill="FFFFFF"/>
+            <w:tcMar>
+              <w:top w:w="100" w:type="dxa"/>
+              <w:left w:w="70" w:type="dxa"/>
+              <w:bottom w:w="100" w:type="dxa"/>
+              <w:right w:w="70" w:type="dxa"/>
+            </w:tcMar>
+            <w:vAlign w:val="center"/>
+          </w:tcPr>
+          <w:p>
+            <w:pPr>
+              <w:jc w:val="center"/>
+            </w:pPr>
+            <w:r>
+              <w:rPr>
+                <w:rFonts w:hint="eastAsia"/>
+                <w:sz w:val="16"/>
+              </w:rPr>
+              <w:t>화재 감지</w:t>
+            </w:r>
+          </w:p>
+        </w:tc>
+        <w:tc>
+          <w:tcPr>
+            <w:tcW w:w="1386" w:type="dxa"/>
+            <w:shd w:val="clear" w:color="auto" w:fill="FFFFFF"/>
+            <w:tcMar>
+              <w:top w:w="100" w:type="dxa"/>
+              <w:left w:w="70" w:type="dxa"/>
+              <w:bottom w:w="100" w:type="dxa"/>
+              <w:right w:w="70" w:type="dxa"/>
+            </w:tcMar>
+            <w:vAlign w:val="center"/>
+          </w:tcPr>
+          <w:p>
+            <w:pPr>
+              <w:jc w:val="center"/>
+            </w:pPr>
+            <w:r>
+              <w:rPr>
+                <w:sz w:val="16"/>
+              </w:rPr>
+              <w:t>HIGH</w:t>
+            </w:r>
+          </w:p>
+        </w:tc>
+        <w:tc>
+          <w:tcPr>
+            <w:tcW w:w="6349" w:type="dxa"/>
+            <w:shd w:val="clear" w:color="auto" w:fill="FFFFFF"/>
+            <w:tcMar>
+              <w:top w:w="100" w:type="dxa"/>
+              <w:left w:w="70" w:type="dxa"/>
+              <w:bottom w:w="100" w:type="dxa"/>
+              <w:right w:w="70" w:type="dxa"/>
+            </w:tcMar>
+            <w:vAlign w:val="center"/>
+          </w:tcPr>
+          <w:p>
+            <w:pPr>
+              <w:rPr>
+                <w:lang w:eastAsia="ko-KR"/>
+              </w:rPr>
+            </w:pPr>
+            <w:r>
+              <w:rPr>
+                <w:rFonts w:hint="eastAsia"/>
+                <w:sz w:val="16"/>
+                <w:lang w:eastAsia="ko-KR"/>
+              </w:rPr>
+              <w:t>경영책임자 우선 검토 필요, 미조치 또는 승인 대기 현황 확인 필요, 반복 발생 관리 기준 보완 필요</w:t>
+            </w:r>
+          </w:p>
+        </w:tc>
+      </w:tr>
+      <w:tr>
+        <w:tc>
+          <w:tcPr>
+            <w:tcW w:w="1077" w:type="dxa"/>
+            <w:shd w:val="clear" w:color="auto" w:fill="FFFFFF"/>
+            <w:tcMar>
+              <w:top w:w="100" w:type="dxa"/>
+              <w:left w:w="70" w:type="dxa"/>
+              <w:bottom w:w="100" w:type="dxa"/>
+              <w:right w:w="70" w:type="dxa"/>
+            </w:tcMar>
+            <w:vAlign w:val="center"/>
+          </w:tcPr>
+          <w:p>
+            <w:pPr>
+              <w:jc w:val="center"/>
+            </w:pPr>
+            <w:r>
+              <w:rPr>
+                <w:rFonts w:hint="eastAsia"/>
+                <w:sz w:val="16"/>
+              </w:rPr>
+              <w:t>운동장</w:t>
+            </w:r>
+          </w:p>
+        </w:tc>
+        <w:tc>
+          <w:tcPr>
+            <w:tcW w:w="1323" w:type="dxa"/>
+            <w:shd w:val="clear" w:color="auto" w:fill="FFFFFF"/>
+            <w:tcMar>
+              <w:top w:w="100" w:type="dxa"/>
+              <w:left w:w="70" w:type="dxa"/>
+              <w:bottom w:w="100" w:type="dxa"/>
+              <w:right w:w="70" w:type="dxa"/>
+            </w:tcMar>
+            <w:vAlign w:val="center"/>
+          </w:tcPr>
+          <w:p>
+            <w:pPr>
+              <w:jc w:val="center"/>
+            </w:pPr>
+            <w:r>
+              <w:rPr>
+                <w:rFonts w:hint="eastAsia"/>
+                <w:sz w:val="16"/>
+              </w:rPr>
+              <w:t>화재 감지</w:t>
+            </w:r>
+          </w:p>
+        </w:tc>
+        <w:tc>
+          <w:tcPr>
+            <w:tcW w:w="1386" w:type="dxa"/>
+            <w:shd w:val="clear" w:color="auto" w:fill="FFFFFF"/>
+            <w:tcMar>
+              <w:top w:w="100" w:type="dxa"/>
+              <w:left w:w="70" w:type="dxa"/>
+              <w:bottom w:w="100" w:type="dxa"/>
+              <w:right w:w="70" w:type="dxa"/>
+            </w:tcMar>
+            <w:vAlign w:val="center"/>
+          </w:tcPr>
+          <w:p>
+            <w:pPr>
+              <w:jc w:val="center"/>
+            </w:pPr>
+            <w:r>
+              <w:rPr>
+                <w:sz w:val="16"/>
+              </w:rPr>
+              <w:t>HIGH</w:t>
+            </w:r>
+          </w:p>
+        </w:tc>
+        <w:tc>
+          <w:tcPr>
+            <w:tcW w:w="6349" w:type="dxa"/>
+            <w:shd w:val="clear" w:color="auto" w:fill="FFFFFF"/>
+            <w:tcMar>
+              <w:top w:w="100" w:type="dxa"/>
+              <w:left w:w="70" w:type="dxa"/>
+              <w:bottom w:w="100" w:type="dxa"/>
+              <w:right w:w="70" w:type="dxa"/>
+            </w:tcMar>
+            <w:vAlign w:val="center"/>
+          </w:tcPr>
+          <w:p>
+            <w:pPr>
+              <w:rPr>
+                <w:lang w:eastAsia="ko-KR"/>
+              </w:rPr>
+            </w:pPr>
+            <w:r>
+              <w:rPr>
+                <w:rFonts w:hint="eastAsia"/>
+                <w:sz w:val="16"/>
+                <w:lang w:eastAsia="ko-KR"/>
+              </w:rPr>
+              <w:t>경영책임자 우선 검토 필요, 미조치 또는 승인 대기 현황 확인 필요, 조치 이후 동일 유형 기록 재확인 필요, 반복 발생 관리 기준 보완 필요</w:t>
+            </w:r>
+          </w:p>
+        </w:tc>
+      </w:tr>
+      <w:tr>
+        <w:tc>
+          <w:tcPr>
+            <w:tcW w:w="1077" w:type="dxa"/>
+            <w:shd w:val="clear" w:color="auto" w:fill="FFFFFF"/>
+            <w:tcMar>
+              <w:top w:w="100" w:type="dxa"/>
+              <w:left w:w="70" w:type="dxa"/>
+              <w:bottom w:w="100" w:type="dxa"/>
+              <w:right w:w="70" w:type="dxa"/>
+            </w:tcMar>
+            <w:vAlign w:val="center"/>
+          </w:tcPr>
+          <w:p>
+            <w:pPr>
+              <w:jc w:val="center"/>
+            </w:pPr>
+            <w:r>
+              <w:rPr>
+                <w:rFonts w:hint="eastAsia"/>
+                <w:sz w:val="16"/>
+              </w:rPr>
+              <w:t>B동 2층</w:t>
+            </w:r>
+          </w:p>
+        </w:tc>
+        <w:tc>
+          <w:tcPr>
+            <w:tcW w:w="1323" w:type="dxa"/>
+            <w:shd w:val="clear" w:color="auto" w:fill="FFFFFF"/>
+            <w:tcMar>
+              <w:top w:w="100" w:type="dxa"/>
+              <w:left w:w="70" w:type="dxa"/>
+              <w:bottom w:w="100" w:type="dxa"/>
+              <w:right w:w="70" w:type="dxa"/>
+            </w:tcMar>
+            <w:vAlign w:val="center"/>
+          </w:tcPr>
+          <w:p>
+            <w:pPr>
+              <w:jc w:val="center"/>
+            </w:pPr>
+            <w:r>
+              <w:rPr>
+                <w:rFonts w:hint="eastAsia"/>
+                <w:sz w:val="16"/>
+              </w:rPr>
+              <w:t>화재 감지</w:t>
+            </w:r>
+          </w:p>
+        </w:tc>
+        <w:tc>
+          <w:tcPr>
+            <w:tcW w:w="1386" w:type="dxa"/>
+            <w:shd w:val="clear" w:color="auto" w:fill="FFFFFF"/>
+            <w:tcMar>
+              <w:top w:w="100" w:type="dxa"/>
+              <w:left w:w="70" w:type="dxa"/>
+              <w:bottom w:w="100" w:type="dxa"/>
+              <w:right w:w="70" w:type="dxa"/>
+            </w:tcMar>
+            <w:vAlign w:val="center"/>
+          </w:tcPr>
+          <w:p>
+            <w:pPr>
+              <w:jc w:val="center"/>
+            </w:pPr>
+            <w:r>
+              <w:rPr>
+                <w:sz w:val="16"/>
+              </w:rPr>
+              <w:t>HIGH</w:t>
+            </w:r>
+          </w:p>
+        </w:tc>
+        <w:tc>
+          <w:tcPr>
+            <w:tcW w:w="6349" w:type="dxa"/>
+            <w:shd w:val="clear" w:color="auto" w:fill="FFFFFF"/>
+            <w:tcMar>
+              <w:top w:w="100" w:type="dxa"/>
+              <w:left w:w="70" w:type="dxa"/>
+              <w:bottom w:w="100" w:type="dxa"/>
+              <w:right w:w="70" w:type="dxa"/>
+            </w:tcMar>
+            <w:vAlign w:val="center"/>
+          </w:tcPr>
+          <w:p>
+            <w:pPr>
+              <w:rPr>
+                <w:lang w:eastAsia="ko-KR"/>
+              </w:rPr>
+            </w:pPr>
+            <w:r>
+              <w:rPr>
+                <w:rFonts w:hint="eastAsia"/>
+                <w:sz w:val="16"/>
+                <w:lang w:eastAsia="ko-KR"/>
+              </w:rPr>
+              <w:t>경영책임자 우선 검토 필요, 미조치 또는 승인 대기 현황 확인 필요, 조치 이후 동일 유형 기록 재확인 필요, 반복 발생 관리 기준 보완 필요</w:t>
+            </w:r>
+          </w:p>
+        </w:tc>
+      </w:tr>
+      <w:tr>
+        <w:tc>
+          <w:tcPr>
+            <w:tcW w:w="1077" w:type="dxa"/>
+            <w:shd w:val="clear" w:color="auto" w:fill="FFFFFF"/>
+            <w:tcMar>
+              <w:top w:w="100" w:type="dxa"/>
+              <w:left w:w="70" w:type="dxa"/>
+              <w:bottom w:w="100" w:type="dxa"/>
+              <w:right w:w="70" w:type="dxa"/>
+            </w:tcMar>
+            <w:vAlign w:val="center"/>
+          </w:tcPr>
+          <w:p>
+            <w:pPr>
+              <w:jc w:val="center"/>
+            </w:pPr>
+            <w:r>
+              <w:rPr>
+                <w:rFonts w:hint="eastAsia"/>
+                <w:sz w:val="16"/>
+              </w:rPr>
+              <w:t>기석님 집</w:t>
+            </w:r>
+          </w:p>
+        </w:tc>
+        <w:tc>
+          <w:tcPr>
+            <w:tcW w:w="1323" w:type="dxa"/>
+            <w:shd w:val="clear" w:color="auto" w:fill="FFFFFF"/>
+            <w:tcMar>
+              <w:top w:w="100" w:type="dxa"/>
+              <w:left w:w="70" w:type="dxa"/>
+              <w:bottom w:w="100" w:type="dxa"/>
+              <w:right w:w="70" w:type="dxa"/>
+            </w:tcMar>
+            <w:vAlign w:val="center"/>
+          </w:tcPr>
+          <w:p>
+            <w:pPr>
+              <w:jc w:val="center"/>
+            </w:pPr>
+            <w:r>
+              <w:rPr>
+                <w:rFonts w:hint="eastAsia"/>
+                <w:sz w:val="16"/>
+              </w:rPr>
+              <w:t>화재 감지</w:t>
+            </w:r>
+          </w:p>
+        </w:tc>
+        <w:tc>
+          <w:tcPr>
+            <w:tcW w:w="1386" w:type="dxa"/>
+            <w:shd w:val="clear" w:color="auto" w:fill="FFFFFF"/>
+            <w:tcMar>
+              <w:top w:w="100" w:type="dxa"/>
+              <w:left w:w="70" w:type="dxa"/>
+              <w:bottom w:w="100" w:type="dxa"/>
+              <w:right w:w="70" w:type="dxa"/>
+            </w:tcMar>
+            <w:vAlign w:val="center"/>
+          </w:tcPr>
+          <w:p>
+            <w:pPr>
+              <w:jc w:val="center"/>
+            </w:pPr>
+            <w:r>
+              <w:rPr>
+                <w:sz w:val="16"/>
+              </w:rPr>
+              <w:t>HIGH</w:t>
+            </w:r>
+          </w:p>
+        </w:tc>
+        <w:tc>
+          <w:tcPr>
+            <w:tcW w:w="6349" w:type="dxa"/>
+            <w:shd w:val="clear" w:color="auto" w:fill="FFFFFF"/>
+            <w:tcMar>
+              <w:top w:w="100" w:type="dxa"/>
+              <w:left w:w="70" w:type="dxa"/>
+              <w:bottom w:w="100" w:type="dxa"/>
+              <w:right w:w="70" w:type="dxa"/>
+            </w:tcMar>
+            <w:vAlign w:val="center"/>
+          </w:tcPr>
+          <w:p>
+            <w:pPr>
+              <w:rPr>
+                <w:lang w:eastAsia="ko-KR"/>
+              </w:rPr>
+            </w:pPr>
+            <w:r>
+              <w:rPr>
+                <w:rFonts w:hint="eastAsia"/>
+                <w:sz w:val="16"/>
+                <w:lang w:eastAsia="ko-KR"/>
+              </w:rPr>
+              <w:t>경영책임자 우선 검토 필요, 미조치 또는 승인 대기 현황 확인 필요</w:t>
             </w:r>
           </w:p>
         </w:tc>
@@ -1149,7 +1825,7 @@
                 <w:sz w:val="18"/>
                 <w:lang w:eastAsia="ko-KR"/>
               </w:rPr>
-              <w:t>위 표는 동일 구역과 동일 위험 유형이 반복 기록된 후보를 기준으로 정리한 것이다. 반복 위험 그룹은 2건, 고위험 기록은 4건, 미조치 또는 승인 대기 기록은 9건이다.</w:t>
+              <w:t>위 표는 동일 구역과 동일 위험 유형이 반복 기록된 후보를 기준으로 정리한 것이다. 반복 위험 그룹은 8건, 고위험 기록은 12건, 미조치 또는 승인 대기 기록은 22건이다.</w:t>
             </w:r>
           </w:p>
         </w:tc>
@@ -1328,7 +2004,7 @@
                 <w:sz w:val="20"/>
                 <w:lang w:eastAsia="ko-KR"/>
               </w:rPr>
-              <w:t>C동 하역장과 B동 자재창고에서 반복 발생하는 위험에 대해 기존 조치의 효과성을 검토하고, 재발 방지 대책을 수립할 것.</w:t>
+              <w:t>C동 하역장, B동 자재창고, D동 정문 등 반복 발생 구역에 대해 집중 점검 및 관련 사항 보고를 실시할 것</w:t>
             </w:r>
           </w:p>
         </w:tc>
@@ -1401,7 +2077,7 @@
                 <w:sz w:val="20"/>
                 <w:lang w:eastAsia="ko-KR"/>
               </w:rPr>
-              <w:t>고위험 화재 감지 위험에 대해 즉각적인 조치 및 승인 절차를 완료하도록 지시하고, 관련 프로세스의 신속성 확보 방안을 마련할 것.</w:t>
+              <w:t>미조치 및 승인 대기 중인 고위험 항목에 대해 즉각적인 조치 완료 및 승인 절차 이행을 강력히 지시할 것</w:t>
             </w:r>
           </w:p>
         </w:tc>
@@ -1474,7 +2150,7 @@
                 <w:sz w:val="20"/>
                 <w:lang w:eastAsia="ko-KR"/>
               </w:rPr>
-              <w:t>조치 미완료 및 승인 대기 상태인 기록에 대해 우선순위를 정하여 신속히 처리할 수 있는 관리 체계를 강화할 것.</w:t>
+              <w:t>집과 기석님 집의 화재 감지 위험에 대해 긴급 안전 점검 및 조치 계획을 수립할 것</w:t>
             </w:r>
           </w:p>
         </w:tc>
@@ -1547,7 +2223,7 @@
                 <w:sz w:val="20"/>
                 <w:lang w:eastAsia="ko-KR"/>
               </w:rPr>
-              <w:t>정기 점검 및 위험 관리 프로세스에서 동일 위험유형 및 장소의 반복 발생 여부를 지속적으로 모니터링하고, 개선 조치를 담당 부서에서 보고할 것.</w:t>
+              <w:t>조치 완료 후에도 재발하는 위험 유형에 대해 관리체계 및 예방 대책의 실효성 검토를 실시하고 개선 방안을 마련할 것</w:t>
             </w:r>
           </w:p>
         </w:tc>
@@ -1620,7 +2296,7 @@
                 <w:sz w:val="20"/>
                 <w:lang w:eastAsia="ko-KR"/>
               </w:rPr>
-              <w:t>위험 관리 시스템 내 조치 및 승인 현황을 실시간으로 파악할 수 있는 대시보드를 구축할 것.</w:t>
+              <w:t>정기 점검 및 조치 이력 관리 체계를 엄격히 운영하고 경영책임자 주기적 검토 및 승인 절차 강화 방안을 마련할 것</w:t>
             </w:r>
           </w:p>
         </w:tc>
@@ -1773,7 +2449,7 @@
                 <w:sz w:val="22"/>
                 <w:lang w:eastAsia="ko-KR"/>
               </w:rPr>
-              <w:t>본 검토 결과 C동 하역장과 B동 자재창고에서 동일 위험유형이 반복 발생하고 조치 및 승인 대기 상태가 지속되고 있음을 확인했다. 고위험 화재 감지 위험은 즉각적인 대응이 필요하며, 전체적으로 조치 미완료 및 승인 대기 건수가 많아 위험 노출 기간이 길어지고 있다. 반복 위험 관리와 조치 이행 점검을 우선 관리 대상으로 정한다. 신속한 조치 및 승인 프로세스 개선과 함께 재발 방지 대책 마련에 집중하겠다.</w:t>
+              <w:t>본 검토 결과, 특정 구역에서 동일 위험 유형의 고위험 이상패턴이 반복 발생하고 있으며, 다수의 미조치 및 승인 대기 항목이 확인되었다. 신속한 조치 완료와 승인 절차 이행을 최우선으로 하며, 특히 집과 기석님 집의 화재 감지 위험에 대해 긴급 대응이 필요하다. 조치 후 재발 사례를 고려하여 관리체계 실효성 점검이 요구된다. 정기 점검과 조치 이력 관리 체계를 강화하여 위험 관리의 지속성을 확보하겠다.</w:t>
             </w:r>
           </w:p>
         </w:tc>
@@ -1797,8 +2473,8 @@
       </w:r>
     </w:p>
     <w:sectPr>
-      <w:headerReference w:type="default" r:id="rId8"/>
-      <w:footerReference w:type="default" r:id="rId9"/>
+      <w:headerReference w:type="default" r:id="rId9"/>
+      <w:footerReference w:type="default" r:id="rId10"/>
       <w:pgSz w:w="11909" w:h="16834"/>
       <w:pgMar w:top="792" w:right="936" w:bottom="792" w:left="936" w:header="720" w:footer="720" w:gutter="0"/>
       <w:cols w:space="720"/>
@@ -2720,7 +3396,6 @@
   <w:style w:type="character" w:default="1" w:styleId="a2">
     <w:name w:val="Default Paragraph Font"/>
     <w:uiPriority w:val="1"/>
-    <w:semiHidden/>
     <w:unhideWhenUsed/>
   </w:style>
   <w:style w:type="table" w:default="1" w:styleId="a3">

--- a/report_agent/output/management_reports/management_review_order_no_preprocessing.docx
+++ b/report_agent/output/management_reports/management_review_order_no_preprocessing.docx
@@ -638,7 +638,7 @@
                 <w:rFonts w:hint="eastAsia"/>
                 <w:lang w:eastAsia="ko-KR"/>
               </w:rPr>
-              <w:t>C동 하역장과 B동 자재창고에서 동일 위험유형이 반복 발생하고 있으며, 조치 및 승인 대기 상태가 지속되고 있다. 고위험 화재 감지 위험이 집과 기석님 집에서 발생하여 즉각적인 대응이 필요. 전체 17건 중 9건이 미조치 또는 미승인 상태로, 신속한 조치 및 승인 프로세스 개선이 요구된다. 반복 위험에 대한 기존 조치 효과성 점검과 재발 방지 대책 마련을 지속 추진할 필요가 있다.</w:t>
+              <w:t>C동 하역장과 B동 자재창고에서 동일 위험유형이 반복 발생하고 있으며, 특히 충돌과 적재물 위험이 중간 위험도로 분류되어 조치 및 승인 절차가 완료되지 않은 상태이다. 고위험 화재 감지 위험이 집과 기석님 집에서 발생하여 즉각적인 대응이 필요. 전체 17건 중 9건이 조치 미완료 또는 승인 대기 상태로, 신속한 조치 및 승인 프로세스 개선이 요구된다. 반복 위험에 대한 조치 효과성 검토와 예방적 관리 대책 수립이 시급하다.</w:t>
             </w:r>
           </w:p>
         </w:tc>
@@ -1328,7 +1328,7 @@
                 <w:sz w:val="20"/>
                 <w:lang w:eastAsia="ko-KR"/>
               </w:rPr>
-              <w:t>C동 하역장과 B동 자재창고에서 반복 발생하는 위험에 대해 조치 및 승인 절차를 신속히 완료하도록 지시하고, 조치 지연 현황 점검 및 관리 강화를 실시할 것.</w:t>
+              <w:t>C동 하역장과 B동 자재창고에서 반복 발생하는 충돌 및 적재물 위험에 대해 조치 및 승인 절차를 신속히 완료할 것.</w:t>
             </w:r>
           </w:p>
         </w:tc>
@@ -1401,7 +1401,7 @@
                 <w:sz w:val="20"/>
                 <w:lang w:eastAsia="ko-KR"/>
               </w:rPr>
-              <w:t>고위험 화재 감지 위험에 대해 즉각적인 조치 및 승인 완료를 최우선 과제로 설정하고, 관련 부서에 긴급 대응을 지시할 것.</w:t>
+              <w:t>고위험 화재 감지 위험에 대해 즉각적인 조치 및 승인 절차를 우선적으로 진행할 것.</w:t>
             </w:r>
           </w:p>
         </w:tc>
@@ -1474,7 +1474,7 @@
                 <w:sz w:val="20"/>
                 <w:lang w:eastAsia="ko-KR"/>
               </w:rPr>
-              <w:t>반복 위험 발생 구역에 대한 기존 조치의 효과성을 평가하고, 재발 방지 대책을 수립하도록 안전관리 체계 개선을 추진할 것.</w:t>
+              <w:t>조치 및 승인 지연 원인을 분석하여 프로세스 개선 방안을 마련할 것.</w:t>
             </w:r>
           </w:p>
         </w:tc>
@@ -1547,80 +1547,7 @@
                 <w:sz w:val="20"/>
                 <w:lang w:eastAsia="ko-KR"/>
               </w:rPr>
-              <w:t>조치 및 승인 프로세스 현황을 정기적으로 보고하도록 하여 미조치 및 미승인 상태가 장기화되지 않도록 관리할 것.</w:t>
-            </w:r>
-          </w:p>
-        </w:tc>
-      </w:tr>
-      <w:tr>
-        <w:tc>
-          <w:tcPr>
-            <w:tcW w:w="1143" w:type="dxa"/>
-            <w:tcBorders>
-              <w:top w:val="single" w:sz="6" w:space="0" w:color="D7E2EE"/>
-              <w:left w:val="single" w:sz="6" w:space="0" w:color="D7E2EE"/>
-              <w:bottom w:val="single" w:sz="6" w:space="0" w:color="D7E2EE"/>
-              <w:right w:val="single" w:sz="6" w:space="0" w:color="D7E2EE"/>
-            </w:tcBorders>
-            <w:shd w:val="clear" w:color="auto" w:fill="EAF3FB"/>
-            <w:tcMar>
-              <w:top w:w="110" w:type="dxa"/>
-              <w:left w:w="150" w:type="dxa"/>
-              <w:bottom w:w="110" w:type="dxa"/>
-              <w:right w:w="150" w:type="dxa"/>
-            </w:tcMar>
-          </w:tcPr>
-          <w:p>
-            <w:pPr>
-              <w:jc w:val="center"/>
-              <w:rPr>
-                <w:lang w:eastAsia="ko-KR"/>
-              </w:rPr>
-            </w:pPr>
-            <w:r>
-              <w:rPr>
-                <w:rFonts w:hint="eastAsia"/>
-                <w:b/>
-                <w:color w:val="123B67"/>
-                <w:sz w:val="18"/>
-                <w:lang w:eastAsia="ko-KR"/>
-              </w:rPr>
-              <w:t>5</w:t>
-            </w:r>
-          </w:p>
-        </w:tc>
-        <w:tc>
-          <w:tcPr>
-            <w:tcW w:w="9194" w:type="dxa"/>
-            <w:tcBorders>
-              <w:top w:val="single" w:sz="6" w:space="0" w:color="D7E2EE"/>
-              <w:left w:val="single" w:sz="6" w:space="0" w:color="D7E2EE"/>
-              <w:bottom w:val="single" w:sz="6" w:space="0" w:color="D7E2EE"/>
-              <w:right w:val="single" w:sz="6" w:space="0" w:color="D7E2EE"/>
-            </w:tcBorders>
-            <w:shd w:val="clear" w:color="auto" w:fill="FFFFFF"/>
-            <w:tcMar>
-              <w:top w:w="110" w:type="dxa"/>
-              <w:left w:w="150" w:type="dxa"/>
-              <w:bottom w:w="110" w:type="dxa"/>
-              <w:right w:w="150" w:type="dxa"/>
-            </w:tcMar>
-          </w:tcPr>
-          <w:p>
-            <w:pPr>
-              <w:rPr>
-                <w:bCs/>
-                <w:lang w:eastAsia="ko-KR"/>
-              </w:rPr>
-            </w:pPr>
-            <w:r>
-              <w:rPr>
-                <w:rFonts w:hint="eastAsia"/>
-                <w:bCs/>
-                <w:sz w:val="20"/>
-                <w:lang w:eastAsia="ko-KR"/>
-              </w:rPr>
-              <w:t>전사적 안전관리 체계 내 위험 반복 발생 및 조치 지연 현황을 모니터링할 수 있는 관리 지표를 개발 및 운영할 것.</w:t>
+              <w:t>동일 위험유형 및 장소에서 반복 발생하는 위험에 대해 예방적 관리 대책을 수립하고 정기 점검 및 교육 강화 방안을 검토할 것.</w:t>
             </w:r>
           </w:p>
         </w:tc>
@@ -1773,7 +1700,7 @@
                 <w:sz w:val="22"/>
                 <w:lang w:eastAsia="ko-KR"/>
               </w:rPr>
-              <w:t>본 검토 결과 C동 하역장과 B동 자재창고에서 동일 위험유형이 반복 발생하고 조치 및 승인 대기 상태가 지속되고 있음을 확인했다. 고위험 화재 감지 위험은 즉각적인 조치와 승인이 필요하다. 전체적으로 미조치 및 미승인 건이 많아 신속한 프로세스 개선이 요구된다. 기존 조치의 효과성을 점검하고 재발 방지 대책을 마련하여 위험 노출을 최소화하겠다. 조치 및 승인 현황을 직접 관리하며 관련 지표를 개발하여 안전관리 수준을 향상시키겠다.</w:t>
+              <w:t>본 검토 결과 C동 하역장과 B동 자재창고에서 반복되는 중간 위험도 위험이 조치 및 승인 미완료 상태로 지속되고 있어 위험 노출이 심각하다. 고위험 화재 감지 위험은 즉각적인 대응이 필요하다. 반복 위험 관리와 조치 이행 점검을 우선 관리 대상으로 정하고, 조치 및 승인 프로세스 개선과 예방적 관리 대책 수립에 집중하겠다. 신속한 조치 완료와 승인 절차 이행을 통해 위험 노출을 최소화하겠다.</w:t>
             </w:r>
           </w:p>
         </w:tc>

--- a/report_agent/output/management_reports/management_review_order_no_preprocessing.docx
+++ b/report_agent/output/management_reports/management_review_order_no_preprocessing.docx
@@ -702,7 +702,7 @@
                 <w:rFonts w:hint="eastAsia"/>
                 <w:lang w:eastAsia="ko-KR"/>
               </w:rPr>
-              <w:t>C동 하역장과 B동 자재창고에서 동일 위험유형이 반복 발생하고 있으며, 특히 충돌과 적재물 위험이 중간 위험도로 분류되어 조치 및 승인 절차가 완료되지 않은 상태이다. 고위험 화재 감지 위험이 집과 기석님 집에서 발생하여 즉각적인 대응이 필요. 전체 17건 중 9건이 조치 미완료 또는 승인 대기 상태로 위험 노출 기간이 길어지고 있어 신속한 조치 및 승인 프로세스 개선이 요구된다. 반복 위험요인에 대한 조치 효과성 검토와 재발 방지 대책 마련이 시급하다.</w:t>
+              <w:t>C동 하역장과 B동 자재창고에서 동일 위험 유형이 반복 발생하여 지속적인 위험 노출이 우려된다. 특히 C동 하역장의 충돌 위험은 중간 위험도로 4회 반복되었으며 조치 및 승인 완료가 전무하다. 고위험 화재 감지 위험이 집과 기석님 집에서 발생했으나 조치 및 승인 절차가 미이행 상태이다. 전체 17건 중 9건이 조치 미완료 또는 승인 대기 상태로 신속한 조치와 승인 절차 이행이 필요. 반복 위험에 대한 조치 효과 및 재발 방지 여부를 직접 점검하고 관리 체계 개선을 추진할 것.</w:t>
             </w:r>
           </w:p>
         </w:tc>
@@ -1408,7 +1408,7 @@
                 <w:sz w:val="20"/>
                 <w:lang w:eastAsia="ko-KR"/>
               </w:rPr>
-              <w:t>C동 하역장과 B동 자재창고에서 반복 발생하는 위험요인에 대해 즉각적인 조치 완료 및 승인 절차를 신속히 진행할 것.</w:t>
+              <w:t>C동 하역장과 B동 자재창고에서 반복 발생하는 위험에 대해 조치 현황 및 재발 방지 효과를 즉시 점검하고 개선 방안을 마련할 것.</w:t>
             </w:r>
           </w:p>
         </w:tc>
@@ -1481,7 +1481,7 @@
                 <w:sz w:val="20"/>
                 <w:lang w:eastAsia="ko-KR"/>
               </w:rPr>
-              <w:t>고위험 화재 감지 위험에 대해 우선순위를 부여하여 조치 및 승인 완료를 직접 점검하고 지시할 것.</w:t>
+              <w:t>고위험 화재 감지 위험에 대해 우선순위를 부여하여 신속한 조치 및 승인 절차를 완료하도록 지시할 것.</w:t>
             </w:r>
           </w:p>
         </w:tc>
@@ -1554,7 +1554,7 @@
                 <w:sz w:val="20"/>
                 <w:lang w:eastAsia="ko-KR"/>
               </w:rPr>
-              <w:t>조치 및 승인 대기 상태인 항목에 대해 현장관리자 및 관련 부서에 신속한 이행을 독려하고, 진행 상황을 주기적으로 보고할 것.</w:t>
+              <w:t>조치 미완료 및 승인 대기 상태인 위험 항목에 대해 담당 부서별 이행 현황을 확인하고, 조치 지연 원인을 분석하여 개선 대책을 수립할 것.</w:t>
             </w:r>
           </w:p>
         </w:tc>
@@ -1627,80 +1627,7 @@
                 <w:sz w:val="20"/>
                 <w:lang w:eastAsia="ko-KR"/>
               </w:rPr>
-              <w:t>동일 위험유형 및 구역에서 반복 발생하는 위험요인에 대한 근본적 재발 방지 대책 수립을 지시하고, 조치 효과성 평가 체계를 강화할 것.</w:t>
-            </w:r>
-          </w:p>
-        </w:tc>
-      </w:tr>
-      <w:tr>
-        <w:tc>
-          <w:tcPr>
-            <w:tcW w:w="1143" w:type="dxa"/>
-            <w:tcBorders>
-              <w:top w:val="single" w:sz="6" w:space="0" w:color="D7E2EE"/>
-              <w:left w:val="single" w:sz="6" w:space="0" w:color="D7E2EE"/>
-              <w:bottom w:val="single" w:sz="6" w:space="0" w:color="D7E2EE"/>
-              <w:right w:val="single" w:sz="6" w:space="0" w:color="D7E2EE"/>
-            </w:tcBorders>
-            <w:shd w:val="clear" w:color="auto" w:fill="EAF3FB"/>
-            <w:tcMar>
-              <w:top w:w="110" w:type="dxa"/>
-              <w:left w:w="150" w:type="dxa"/>
-              <w:bottom w:w="110" w:type="dxa"/>
-              <w:right w:w="150" w:type="dxa"/>
-            </w:tcMar>
-          </w:tcPr>
-          <w:p>
-            <w:pPr>
-              <w:jc w:val="center"/>
-              <w:rPr>
-                <w:lang w:eastAsia="ko-KR"/>
-              </w:rPr>
-            </w:pPr>
-            <w:r>
-              <w:rPr>
-                <w:rFonts w:hint="eastAsia"/>
-                <w:b/>
-                <w:color w:val="123B67"/>
-                <w:sz w:val="18"/>
-                <w:lang w:eastAsia="ko-KR"/>
-              </w:rPr>
-              <w:t>5</w:t>
-            </w:r>
-          </w:p>
-        </w:tc>
-        <w:tc>
-          <w:tcPr>
-            <w:tcW w:w="9194" w:type="dxa"/>
-            <w:tcBorders>
-              <w:top w:val="single" w:sz="6" w:space="0" w:color="D7E2EE"/>
-              <w:left w:val="single" w:sz="6" w:space="0" w:color="D7E2EE"/>
-              <w:bottom w:val="single" w:sz="6" w:space="0" w:color="D7E2EE"/>
-              <w:right w:val="single" w:sz="6" w:space="0" w:color="D7E2EE"/>
-            </w:tcBorders>
-            <w:shd w:val="clear" w:color="auto" w:fill="FFFFFF"/>
-            <w:tcMar>
-              <w:top w:w="110" w:type="dxa"/>
-              <w:left w:w="150" w:type="dxa"/>
-              <w:bottom w:w="110" w:type="dxa"/>
-              <w:right w:w="150" w:type="dxa"/>
-            </w:tcMar>
-          </w:tcPr>
-          <w:p>
-            <w:pPr>
-              <w:rPr>
-                <w:bCs/>
-                <w:lang w:eastAsia="ko-KR"/>
-              </w:rPr>
-            </w:pPr>
-            <w:r>
-              <w:rPr>
-                <w:rFonts w:hint="eastAsia"/>
-                <w:bCs/>
-                <w:sz w:val="20"/>
-                <w:lang w:eastAsia="ko-KR"/>
-              </w:rPr>
-              <w:t>위험 관리 프로세스 전반에 대한 점검 및 개선을 통해 조치 및 승인 지연 문제를 해소하고, 위험 노출 최소화를 위한 관리 체계 개선을 추진할 것.</w:t>
+              <w:t>정기 점검 및 위험 관리 프로세스의 실효성을 검토하여 동일 위험 반복 발생을 줄일 수 있는 관리 체계 개선을 추진할 것.</w:t>
             </w:r>
           </w:p>
         </w:tc>
@@ -1855,7 +1782,7 @@
                 <w:sz w:val="22"/>
                 <w:lang w:eastAsia="ko-KR"/>
               </w:rPr>
-              <w:t>본 검토 결과 C동 하역장과 B동 자재창고에서 반복적으로 발생하는 중간 위험도의 충돌 및 적재물 위험에 대해 조치 및 승인 절차가 미완료 상태로 위험 노출이 지속되고 있다. 고위험 화재 감지 위험은 즉각적인 대응이 필요하며, 전체적으로 조치 및 승인 대기 상태가 많아 신속한 개선이 요구된다. 반복 위험요인에 대한 조치 효과성 검토와 재발 방지 대책 수립을 우선 관리 대상으로 정한다. 위험 관리 프로세스 전반에 대한 점검과 개선을 통해 조치 및 승인 지연 문제를 해소하고 위험 노출 최소화를 추진하겠다.</w:t>
+              <w:t>본 검토 결과 C동 하역장과 B동 자재창고에서 동일 위험 유형이 반복 발생하고 있으며, 특히 C동 하역장의 충돌 위험은 중간 위험도로 4회 반복되어 위험 관리가 미흡한 상태이다. 고위험 화재 감지 위험은 집과 기석님 집에서 발생했으나 조치 및 승인 절차가 전혀 이행되지 않아 즉각적인 대응이 필요하다. 전체 17건 중 9건이 조치 미완료 또는 승인 대기 상태로 위험 노출 기간이 길어질 가능성이 크다. 반복 위험 관리와 조치 이행 점검을 우선 관리 대상으로 정하고, 정기 점검 및 위험 관리 프로세스의 실효성 검토를 통해 관리 체계 개선을 추진하겠다.</w:t>
             </w:r>
           </w:p>
         </w:tc>
